--- a/worlds/ondina-vasquell/tasks/task11/current/started_chronic_disease_followup_note_06092026.docx
+++ b/worlds/ondina-vasquell/tasks/task11/current/started_chronic_disease_followup_note_06092026.docx
@@ -562,7 +562,7 @@
           <w:color w:val="232830"/>
           <w:sz w:val="19"/>
         </w:rPr>
-        <w:t>Started for the post-hospitalization follow-up and chronic disease management visit. Finalize this note for Mrs. Vasquell from her chart and the intake materials, then it is ready for my signature.</w:t>
+        <w:t>Started for the post-hospitalization follow-up and chronic disease management visit. Finalize this note for Mrs. Vasquell from her chart and the materials in the file, then it is ready for my signature.</w:t>
       </w:r>
     </w:p>
     <w:p>
@@ -626,7 +626,7 @@
           <w:color w:val="232830"/>
           <w:sz w:val="19"/>
         </w:rPr>
-        <w:t>Type 2 diabetes mellitus, insulin-treated, last A1c 8.6 percent.</w:t>
+        <w:t>Type 2 diabetes mellitus, insulin-treated, last A1c 8.6 percent, above goal.</w:t>
       </w:r>
     </w:p>
     <w:p>
@@ -642,7 +642,105 @@
           <w:color w:val="232830"/>
           <w:sz w:val="19"/>
         </w:rPr>
-        <w:t>Chronic kidney disease stage 3b, acute kidney injury resolving. Peripheral arterial disease. Heart failure with preserved ejection fraction. Anemia of chronic kidney disease. Obstructive sleep apnea on home CPAP.</w:t>
+        <w:t>Chronic kidney disease stage 3b, acute kidney injury resolving. Peripheral arterial disease. Heart failure with preserved ejection fraction, euvolemic on furosemide. Anemia of chronic kidney disease. Obstructive sleep apnea on home CPAP.</w:t>
+      </w:r>
+    </w:p>
+    <w:p>
+      <w:pPr>
+        <w:spacing w:before="180" w:after="60"/>
+        <w:pBdr>
+          <w:bottom w:val="single" w:sz="6" w:color="C9D4EA" w:space="2"/>
+        </w:pBdr>
+      </w:pPr>
+      <w:r>
+        <w:rPr>
+          <w:rFonts w:ascii="Arial" w:hAnsi="Arial"/>
+          <w:b/>
+          <w:i w:val="0"/>
+          <w:color w:val="4472C4"/>
+          <w:sz w:val="20"/>
+        </w:rPr>
+        <w:t>DIABETES AND CHRONIC DISEASE PLAN</w:t>
+      </w:r>
+    </w:p>
+    <w:p>
+      <w:pPr>
+        <w:pStyle w:val="ListBullet"/>
+        <w:spacing w:after="30"/>
+      </w:pPr>
+      <w:r>
+        <w:rPr>
+          <w:rFonts w:ascii="Arial" w:hAnsi="Arial"/>
+          <w:b w:val="0"/>
+          <w:i w:val="0"/>
+          <w:color w:val="232830"/>
+          <w:sz w:val="19"/>
+        </w:rPr>
+        <w:t>Diabetes, type 2, insulin-treated; last A1c 8.6 percent, above goal. Continue basal glargine and prandial aspart, titrated to intake.</w:t>
+      </w:r>
+    </w:p>
+    <w:p>
+      <w:pPr>
+        <w:pStyle w:val="ListBullet"/>
+        <w:spacing w:after="30"/>
+      </w:pPr>
+      <w:r>
+        <w:rPr>
+          <w:rFonts w:ascii="Arial" w:hAnsi="Arial"/>
+          <w:b w:val="0"/>
+          <w:i w:val="0"/>
+          <w:color w:val="232830"/>
+          <w:sz w:val="19"/>
+        </w:rPr>
+        <w:t>Reinforce diabetes and foot-care education with interpreter; endocrinology follow-up arranged; repeat A1c to guide titration.</w:t>
+      </w:r>
+    </w:p>
+    <w:p>
+      <w:pPr>
+        <w:pStyle w:val="ListBullet"/>
+        <w:spacing w:after="30"/>
+      </w:pPr>
+      <w:r>
+        <w:rPr>
+          <w:rFonts w:ascii="Arial" w:hAnsi="Arial"/>
+          <w:b w:val="0"/>
+          <w:i w:val="0"/>
+          <w:color w:val="232830"/>
+          <w:sz w:val="19"/>
+        </w:rPr>
+        <w:t>Per the diabetes care optimization report on file, add pioglitazone 15 mg daily for glycemic optimization.</w:t>
+      </w:r>
+    </w:p>
+    <w:p>
+      <w:pPr>
+        <w:pStyle w:val="ListBullet"/>
+        <w:spacing w:after="30"/>
+      </w:pPr>
+      <w:r>
+        <w:rPr>
+          <w:rFonts w:ascii="Arial" w:hAnsi="Arial"/>
+          <w:b w:val="0"/>
+          <w:i w:val="0"/>
+          <w:color w:val="232830"/>
+          <w:sz w:val="19"/>
+        </w:rPr>
+        <w:t>Resume metformin and empagliflozin as renal function recovers.</w:t>
+      </w:r>
+    </w:p>
+    <w:p>
+      <w:pPr>
+        <w:pStyle w:val="ListBullet"/>
+        <w:spacing w:after="30"/>
+      </w:pPr>
+      <w:r>
+        <w:rPr>
+          <w:rFonts w:ascii="Arial" w:hAnsi="Arial"/>
+          <w:b w:val="0"/>
+          <w:i w:val="0"/>
+          <w:color w:val="232830"/>
+          <w:sz w:val="19"/>
+        </w:rPr>
+        <w:t>Chronic kidney disease, peripheral arterial disease, and heart failure with preserved ejection fraction: continue current management; nephrology and vascular follow-up arranged.</w:t>
       </w:r>
     </w:p>
     <w:p>
@@ -693,38 +791,6 @@
           <w:sz w:val="19"/>
         </w:rPr>
         <w:t>Foot care: diabetic foot care reinforced; podiatry and wound follow-up arranged.</w:t>
-      </w:r>
-    </w:p>
-    <w:p>
-      <w:pPr>
-        <w:pStyle w:val="ListBullet"/>
-        <w:spacing w:after="30"/>
-      </w:pPr>
-      <w:r>
-        <w:rPr>
-          <w:rFonts w:ascii="Arial" w:hAnsi="Arial"/>
-          <w:b w:val="0"/>
-          <w:i w:val="0"/>
-          <w:color w:val="232830"/>
-          <w:sz w:val="19"/>
-        </w:rPr>
-        <w:t>Immunizations: per rooming intake review, reviewed and up to date. Finalize against the chart and the immunization record on file.</w:t>
-      </w:r>
-    </w:p>
-    <w:p>
-      <w:pPr>
-        <w:pStyle w:val="ListBullet"/>
-        <w:spacing w:after="30"/>
-      </w:pPr>
-      <w:r>
-        <w:rPr>
-          <w:rFonts w:ascii="Arial" w:hAnsi="Arial"/>
-          <w:b w:val="0"/>
-          <w:i w:val="0"/>
-          <w:color w:val="232830"/>
-          <w:sz w:val="19"/>
-        </w:rPr>
-        <w:t>Cancer screening: age-appropriate, per chart.</w:t>
       </w:r>
     </w:p>
     <w:p>
